--- a/capstone_1_walmart/reports/Walmart_Sales_Forecasting_Report.docx
+++ b/capstone_1_walmart/reports/Walmart_Sales_Forecasting_Report.docx
@@ -6066,10 +6066,55 @@
           <w:b/>
           <w:bCs/>
         </w:rPr>
-        <w:t xml:space="preserve">Exogeneity of Macroeconomic Drivers</w:t>
-      </w:r>
-      <w:r>
-        <w:t xml:space="preserve">: Macroeconomic features (Fuel Price, CPI, Unemployment) are treated as exogenous variables. Forward projections assume these indicators remain stable over the short 12-week forecast window.</w:t>
+        <w:t xml:space="preserve">Exogenous Persistence Scenario for Macro Drivers</w:t>
+      </w:r>
+      <w:r>
+        <w:t xml:space="preserve">: Macroeconomic features (Fuel Price, CPI, Unemployment, Temperature) are treated as exogenous variables. Forward projections evaluate a baseline persistence scenario where indicators are held constant at their latest observed store values (</w:t>
+      </w:r>
+      <m:oMath>
+        <m:sSub>
+          <m:e>
+            <m:r>
+              <m:t>T</m:t>
+            </m:r>
+          </m:e>
+          <m:sub>
+            <m:r>
+              <m:t>131</m:t>
+            </m:r>
+          </m:sub>
+        </m:sSub>
+      </m:oMath>
+      <w:r>
+        <w:t xml:space="preserve">). In enterprise production, this baseline can be seamlessly swapped for consensus macroeconomic forecasts or policy stress-test scenarios.</w:t>
+      </w:r>
+    </w:p>
+    <w:p>
+      <w:pPr>
+        <w:pStyle w:val="Compact"/>
+        <w:numPr>
+          <w:ilvl w:val="0"/>
+          <w:numId w:val="1007"/>
+        </w:numPr>
+      </w:pPr>
+      <w:r>
+        <w:rPr>
+          <w:b/>
+          <w:bCs/>
+        </w:rPr>
+        <w:t xml:space="preserve">Holiday Calendar Definitions</w:t>
+      </w:r>
+      <w:r>
+        <w:t xml:space="preserve">: Official holiday flags strictly reflect the 4 designated events in the Walmart dataset (Thanksgiving, Christmas, Super Bowl, Labor Day). Massive seasonal peaks such as Week 51 (pre-Christmas) are captured via cyclical calendar encodings (</w:t>
+      </w:r>
+      <w:r>
+        <w:rPr>
+          <w:rStyle w:val="VerbatimChar"/>
+        </w:rPr>
+        <w:t xml:space="preserve">WeekOfYear=51</w:t>
+      </w:r>
+      <w:r>
+        <w:t xml:space="preserve">) and autoregressive lags rather than binary holiday flags.</w:t>
       </w:r>
     </w:p>
     <w:p>
